--- a/content/templates/common-paper-order-form-with-sla/template.docx
+++ b/content/templates/common-paper-order-form-with-sla/template.docx
@@ -6212,6 +6212,9 @@
                 <w:szCs w:val="18"/>
               </w:rPr>
             </w:pPr>
+            <w:r>
+              <w:t>{provider_signatory_name}</w:t>
+            </w:r>
           </w:p>
         </w:tc>
         <w:tc>
@@ -6262,6 +6265,9 @@
                 <w:szCs w:val="18"/>
               </w:rPr>
             </w:pPr>
+            <w:r>
+              <w:t>{customer_signatory_name}</w:t>
+            </w:r>
           </w:p>
         </w:tc>
       </w:tr>
@@ -6324,6 +6330,9 @@
                 <w:szCs w:val="18"/>
               </w:rPr>
             </w:pPr>
+            <w:r>
+              <w:t>{provider_signatory_title_display}</w:t>
+            </w:r>
           </w:p>
         </w:tc>
         <w:tc>
@@ -6374,6 +6383,9 @@
                 <w:szCs w:val="18"/>
               </w:rPr>
             </w:pPr>
+            <w:r>
+              <w:t>{customer_signatory_title_display}</w:t>
+            </w:r>
           </w:p>
         </w:tc>
       </w:tr>
@@ -6458,6 +6470,9 @@
                 <w:szCs w:val="18"/>
               </w:rPr>
             </w:pPr>
+            <w:r>
+              <w:t>{provider_signatory_email}</w:t>
+            </w:r>
           </w:p>
         </w:tc>
         <w:tc>
@@ -6508,6 +6523,9 @@
                 <w:szCs w:val="18"/>
               </w:rPr>
             </w:pPr>
+            <w:r>
+              <w:t>{customer_signatory_email}</w:t>
+            </w:r>
           </w:p>
         </w:tc>
       </w:tr>

--- a/content/templates/common-paper-order-form-with-sla/template.docx
+++ b/content/templates/common-paper-order-form-with-sla/template.docx
@@ -1664,7 +1664,7 @@
                 <w:szCs w:val="16"/>
                 <w:highlight w:val="yellow"/>
               </w:rPr>
-              <w:t>{fill_in_value}</w:t>
+              <w:t>{custom_fee_structure}</w:t>
             </w:r>
           </w:p>
           <w:p>
